--- a/data/outputs/v2/Biology/SS1.3_Cell_Biology/Biology_Cell_Biology_SummaryTable.docx
+++ b/data/outputs/v2/Biology/SS1.3_Cell_Biology/Biology_Cell_Biology_SummaryTable.docx
@@ -38,6 +38,177 @@
           <w:szCs w:val="22"/>
         </w:rPr>
         <w:t xml:space="preserve">Sub-Strand 1.3: Cell Biology — Teacher Reference (Pre-filled)</w:t>
+      </w:r>
+    </w:p>
+    <w:p>
+      <w:pPr>
+        <w:spacing w:after="80" w:before="120"/>
+      </w:pPr>
+      <w:r>
+        <w:rPr>
+          <w:rFonts w:ascii="Arial" w:cs="Arial" w:eastAsia="Arial" w:hAnsi="Arial"/>
+          <w:b/>
+          <w:bCs/>
+          <w:color w:val="1F3864"/>
+          <w:sz w:val="20"/>
+          <w:szCs w:val="20"/>
+        </w:rPr>
+        <w:t xml:space="preserve">ATTRIBUTION AND LICENSING</w:t>
+      </w:r>
+    </w:p>
+    <w:p>
+      <w:pPr>
+        <w:spacing w:after="60" w:before="0"/>
+      </w:pPr>
+      <w:r>
+        <w:rPr>
+          <w:rFonts w:ascii="Arial" w:cs="Arial" w:eastAsia="Arial" w:hAnsi="Arial"/>
+          <w:b/>
+          <w:bCs/>
+          <w:sz w:val="17"/>
+          <w:szCs w:val="17"/>
+        </w:rPr>
+        <w:t xml:space="preserve">Curriculum Alignment: </w:t>
+      </w:r>
+      <w:r>
+        <w:rPr>
+          <w:rFonts w:ascii="Arial" w:cs="Arial" w:eastAsia="Arial" w:hAnsi="Arial"/>
+          <w:sz w:val="17"/>
+          <w:szCs w:val="17"/>
+        </w:rPr>
+        <w:t xml:space="preserve">Structured in pedagogical alignment with the competence-based curriculum format and learning outcomes established by the Kenya Institute of Curriculum Development (KICD). This material is independently developed and is not officially endorsed or published by KICD.</w:t>
+      </w:r>
+    </w:p>
+    <w:p>
+      <w:pPr>
+        <w:spacing w:after="60" w:before="0"/>
+      </w:pPr>
+      <w:r>
+        <w:rPr>
+          <w:rFonts w:ascii="Arial" w:cs="Arial" w:eastAsia="Arial" w:hAnsi="Arial"/>
+          <w:b/>
+          <w:bCs/>
+          <w:sz w:val="17"/>
+          <w:szCs w:val="17"/>
+        </w:rPr>
+        <w:t xml:space="preserve">Content &amp; Pedagogy: </w:t>
+      </w:r>
+      <w:r>
+        <w:rPr>
+          <w:rFonts w:ascii="Arial" w:cs="Arial" w:eastAsia="Arial" w:hAnsi="Arial"/>
+          <w:sz w:val="17"/>
+          <w:szCs w:val="17"/>
+        </w:rPr>
+        <w:t xml:space="preserve">Developed and adapted by the educator team at SeaVuria (registered 501(c)(3) in the United States and registered NGO in Kenya, No. 872-850A-BF11), who designed the pedagogical framework, lesson templates and exemplar lessons on which this material is based.</w:t>
+      </w:r>
+    </w:p>
+    <w:p>
+      <w:pPr>
+        <w:spacing w:after="60" w:before="0"/>
+      </w:pPr>
+      <w:r>
+        <w:rPr>
+          <w:rFonts w:ascii="Arial" w:cs="Arial" w:eastAsia="Arial" w:hAnsi="Arial"/>
+          <w:b/>
+          <w:bCs/>
+          <w:sz w:val="17"/>
+          <w:szCs w:val="17"/>
+        </w:rPr>
+        <w:t xml:space="preserve">Production &amp; Layout: </w:t>
+      </w:r>
+      <w:r>
+        <w:rPr>
+          <w:rFonts w:ascii="Arial" w:cs="Arial" w:eastAsia="Arial" w:hAnsi="Arial"/>
+          <w:sz w:val="17"/>
+          <w:szCs w:val="17"/>
+        </w:rPr>
+        <w:t xml:space="preserve">Educational design and curriculum sequencing by SeaVuria. Technical layout, structural formatting, and digital optimization/implementation executed in partnership with ARES Education (registered 501(c)(3) in the United States and Canada (as Afretech Aid) and registered NGO in Kenya), with lesson drafting and compilation assisted by AI (Claude, Anthropic).</w:t>
+      </w:r>
+    </w:p>
+    <w:p>
+      <w:pPr>
+        <w:pBdr>
+          <w:bottom w:val="single" w:color="1F3864" w:sz="6" w:space="6"/>
+        </w:pBdr>
+        <w:spacing w:after="60" w:before="0"/>
+      </w:pPr>
+      <w:r>
+        <w:rPr>
+          <w:rFonts w:ascii="Arial" w:cs="Arial" w:eastAsia="Arial" w:hAnsi="Arial"/>
+          <w:b/>
+          <w:bCs/>
+          <w:sz w:val="17"/>
+          <w:szCs w:val="17"/>
+        </w:rPr>
+        <w:t xml:space="preserve">Licensing &amp; Copyright: </w:t>
+      </w:r>
+      <w:r>
+        <w:rPr>
+          <w:rFonts w:ascii="Arial" w:cs="Arial" w:eastAsia="Arial" w:hAnsi="Arial"/>
+          <w:sz w:val="17"/>
+          <w:szCs w:val="17"/>
+        </w:rPr>
+        <w:t xml:space="preserve">© 2026 SeaVuria and ARES. This work is licensed under a </w:t>
+      </w:r>
+      <w:hyperlink w:history="1" r:id="rId0zwl3dvk3d3sj444jl1ml">
+        <w:r>
+          <w:rPr>
+            <w:rFonts w:ascii="Arial" w:cs="Arial" w:eastAsia="Arial" w:hAnsi="Arial"/>
+            <w:color w:val="1F6B75"/>
+            <w:sz w:val="17"/>
+            <w:szCs w:val="17"/>
+            <w:u w:val="single" w:color="1F6B75"/>
+          </w:rPr>
+          <w:t xml:space="preserve">Creative Commons Attribution-NonCommercial 4.0 International License</w:t>
+        </w:r>
+      </w:hyperlink>
+      <w:r>
+        <w:rPr>
+          <w:rFonts w:ascii="Arial" w:cs="Arial" w:eastAsia="Arial" w:hAnsi="Arial"/>
+          <w:sz w:val="17"/>
+          <w:szCs w:val="17"/>
+        </w:rPr>
+        <w:t xml:space="preserve"> (</w:t>
+      </w:r>
+      <w:hyperlink w:history="1" r:id="rId1fpjkyqwhh2vqrazxn02g">
+        <w:r>
+          <w:rPr>
+            <w:rFonts w:ascii="Arial" w:cs="Arial" w:eastAsia="Arial" w:hAnsi="Arial"/>
+            <w:color w:val="1F6B75"/>
+            <w:sz w:val="17"/>
+            <w:szCs w:val="17"/>
+            <w:u w:val="single" w:color="1F6B75"/>
+          </w:rPr>
+          <w:t xml:space="preserve">CC BY-NC 4.0</w:t>
+        </w:r>
+      </w:hyperlink>
+      <w:r>
+        <w:rPr>
+          <w:rFonts w:ascii="Arial" w:cs="Arial" w:eastAsia="Arial" w:hAnsi="Arial"/>
+          <w:sz w:val="17"/>
+          <w:szCs w:val="17"/>
+        </w:rPr>
+        <w:t xml:space="preserve">). To view a copy of this license, visit </w:t>
+      </w:r>
+      <w:hyperlink w:history="1" r:id="rIdgqxd46krx4vbrojhukeic">
+        <w:r>
+          <w:rPr>
+            <w:rFonts w:ascii="Arial" w:cs="Arial" w:eastAsia="Arial" w:hAnsi="Arial"/>
+            <w:color w:val="1F6B75"/>
+            <w:sz w:val="17"/>
+            <w:szCs w:val="17"/>
+            <w:u w:val="single" w:color="1F6B75"/>
+          </w:rPr>
+          <w:t xml:space="preserve">https://creativecommons.org/licenses/by-nc/4.0/</w:t>
+        </w:r>
+      </w:hyperlink>
+      <w:r>
+        <w:rPr>
+          <w:rFonts w:ascii="Arial" w:cs="Arial" w:eastAsia="Arial" w:hAnsi="Arial"/>
+          <w:sz w:val="17"/>
+          <w:szCs w:val="17"/>
+        </w:rPr>
+        <w:t xml:space="preserve">. You are free to copy, redistribute, and adapt this material in any medium or format, provided appropriate credit is given and the material is not used for commercial purposes. KICD learning outcomes and curriculum designations reproduced here for alignment purposes remain the property of KICD and are not covered by this license. Linked external resources (e.g. CK-12, Khan Academy, PhET) are subject to their own licenses.</w:t>
       </w:r>
     </w:p>
     <w:p>

--- a/data/outputs/v2/Biology/SS1.3_Cell_Biology/Biology_Cell_Biology_SummaryTable.docx
+++ b/data/outputs/v2/Biology/SS1.3_Cell_Biology/Biology_Cell_Biology_SummaryTable.docx
@@ -38,177 +38,6 @@
           <w:szCs w:val="22"/>
         </w:rPr>
         <w:t xml:space="preserve">Sub-Strand 1.3: Cell Biology — Teacher Reference (Pre-filled)</w:t>
-      </w:r>
-    </w:p>
-    <w:p>
-      <w:pPr>
-        <w:spacing w:after="80" w:before="120"/>
-      </w:pPr>
-      <w:r>
-        <w:rPr>
-          <w:rFonts w:ascii="Arial" w:cs="Arial" w:eastAsia="Arial" w:hAnsi="Arial"/>
-          <w:b/>
-          <w:bCs/>
-          <w:color w:val="1F3864"/>
-          <w:sz w:val="20"/>
-          <w:szCs w:val="20"/>
-        </w:rPr>
-        <w:t xml:space="preserve">ATTRIBUTION AND LICENSING</w:t>
-      </w:r>
-    </w:p>
-    <w:p>
-      <w:pPr>
-        <w:spacing w:after="60" w:before="0"/>
-      </w:pPr>
-      <w:r>
-        <w:rPr>
-          <w:rFonts w:ascii="Arial" w:cs="Arial" w:eastAsia="Arial" w:hAnsi="Arial"/>
-          <w:b/>
-          <w:bCs/>
-          <w:sz w:val="17"/>
-          <w:szCs w:val="17"/>
-        </w:rPr>
-        <w:t xml:space="preserve">Curriculum Alignment: </w:t>
-      </w:r>
-      <w:r>
-        <w:rPr>
-          <w:rFonts w:ascii="Arial" w:cs="Arial" w:eastAsia="Arial" w:hAnsi="Arial"/>
-          <w:sz w:val="17"/>
-          <w:szCs w:val="17"/>
-        </w:rPr>
-        <w:t xml:space="preserve">Structured in pedagogical alignment with the competence-based curriculum format and learning outcomes established by the Kenya Institute of Curriculum Development (KICD). This material is independently developed and is not officially endorsed or published by KICD.</w:t>
-      </w:r>
-    </w:p>
-    <w:p>
-      <w:pPr>
-        <w:spacing w:after="60" w:before="0"/>
-      </w:pPr>
-      <w:r>
-        <w:rPr>
-          <w:rFonts w:ascii="Arial" w:cs="Arial" w:eastAsia="Arial" w:hAnsi="Arial"/>
-          <w:b/>
-          <w:bCs/>
-          <w:sz w:val="17"/>
-          <w:szCs w:val="17"/>
-        </w:rPr>
-        <w:t xml:space="preserve">Content &amp; Pedagogy: </w:t>
-      </w:r>
-      <w:r>
-        <w:rPr>
-          <w:rFonts w:ascii="Arial" w:cs="Arial" w:eastAsia="Arial" w:hAnsi="Arial"/>
-          <w:sz w:val="17"/>
-          <w:szCs w:val="17"/>
-        </w:rPr>
-        <w:t xml:space="preserve">Developed and adapted by the educator team at SeaVuria (registered 501(c)(3) in the United States and registered NGO in Kenya, No. 872-850A-BF11), who designed the pedagogical framework, lesson templates and exemplar lessons on which this material is based.</w:t>
-      </w:r>
-    </w:p>
-    <w:p>
-      <w:pPr>
-        <w:spacing w:after="60" w:before="0"/>
-      </w:pPr>
-      <w:r>
-        <w:rPr>
-          <w:rFonts w:ascii="Arial" w:cs="Arial" w:eastAsia="Arial" w:hAnsi="Arial"/>
-          <w:b/>
-          <w:bCs/>
-          <w:sz w:val="17"/>
-          <w:szCs w:val="17"/>
-        </w:rPr>
-        <w:t xml:space="preserve">Production &amp; Layout: </w:t>
-      </w:r>
-      <w:r>
-        <w:rPr>
-          <w:rFonts w:ascii="Arial" w:cs="Arial" w:eastAsia="Arial" w:hAnsi="Arial"/>
-          <w:sz w:val="17"/>
-          <w:szCs w:val="17"/>
-        </w:rPr>
-        <w:t xml:space="preserve">Educational design and curriculum sequencing by SeaVuria. Technical layout, structural formatting, and digital optimization/implementation executed in partnership with ARES Education (registered 501(c)(3) in the United States and Canada (as Afretech Aid) and registered NGO in Kenya), with lesson drafting and compilation assisted by AI (Claude, Anthropic).</w:t>
-      </w:r>
-    </w:p>
-    <w:p>
-      <w:pPr>
-        <w:pBdr>
-          <w:bottom w:val="single" w:color="1F3864" w:sz="6" w:space="6"/>
-        </w:pBdr>
-        <w:spacing w:after="60" w:before="0"/>
-      </w:pPr>
-      <w:r>
-        <w:rPr>
-          <w:rFonts w:ascii="Arial" w:cs="Arial" w:eastAsia="Arial" w:hAnsi="Arial"/>
-          <w:b/>
-          <w:bCs/>
-          <w:sz w:val="17"/>
-          <w:szCs w:val="17"/>
-        </w:rPr>
-        <w:t xml:space="preserve">Licensing &amp; Copyright: </w:t>
-      </w:r>
-      <w:r>
-        <w:rPr>
-          <w:rFonts w:ascii="Arial" w:cs="Arial" w:eastAsia="Arial" w:hAnsi="Arial"/>
-          <w:sz w:val="17"/>
-          <w:szCs w:val="17"/>
-        </w:rPr>
-        <w:t xml:space="preserve">© 2026 SeaVuria and ARES. This work is licensed under a </w:t>
-      </w:r>
-      <w:hyperlink w:history="1" r:id="rId0zwl3dvk3d3sj444jl1ml">
-        <w:r>
-          <w:rPr>
-            <w:rFonts w:ascii="Arial" w:cs="Arial" w:eastAsia="Arial" w:hAnsi="Arial"/>
-            <w:color w:val="1F6B75"/>
-            <w:sz w:val="17"/>
-            <w:szCs w:val="17"/>
-            <w:u w:val="single" w:color="1F6B75"/>
-          </w:rPr>
-          <w:t xml:space="preserve">Creative Commons Attribution-NonCommercial 4.0 International License</w:t>
-        </w:r>
-      </w:hyperlink>
-      <w:r>
-        <w:rPr>
-          <w:rFonts w:ascii="Arial" w:cs="Arial" w:eastAsia="Arial" w:hAnsi="Arial"/>
-          <w:sz w:val="17"/>
-          <w:szCs w:val="17"/>
-        </w:rPr>
-        <w:t xml:space="preserve"> (</w:t>
-      </w:r>
-      <w:hyperlink w:history="1" r:id="rId1fpjkyqwhh2vqrazxn02g">
-        <w:r>
-          <w:rPr>
-            <w:rFonts w:ascii="Arial" w:cs="Arial" w:eastAsia="Arial" w:hAnsi="Arial"/>
-            <w:color w:val="1F6B75"/>
-            <w:sz w:val="17"/>
-            <w:szCs w:val="17"/>
-            <w:u w:val="single" w:color="1F6B75"/>
-          </w:rPr>
-          <w:t xml:space="preserve">CC BY-NC 4.0</w:t>
-        </w:r>
-      </w:hyperlink>
-      <w:r>
-        <w:rPr>
-          <w:rFonts w:ascii="Arial" w:cs="Arial" w:eastAsia="Arial" w:hAnsi="Arial"/>
-          <w:sz w:val="17"/>
-          <w:szCs w:val="17"/>
-        </w:rPr>
-        <w:t xml:space="preserve">). To view a copy of this license, visit </w:t>
-      </w:r>
-      <w:hyperlink w:history="1" r:id="rIdgqxd46krx4vbrojhukeic">
-        <w:r>
-          <w:rPr>
-            <w:rFonts w:ascii="Arial" w:cs="Arial" w:eastAsia="Arial" w:hAnsi="Arial"/>
-            <w:color w:val="1F6B75"/>
-            <w:sz w:val="17"/>
-            <w:szCs w:val="17"/>
-            <w:u w:val="single" w:color="1F6B75"/>
-          </w:rPr>
-          <w:t xml:space="preserve">https://creativecommons.org/licenses/by-nc/4.0/</w:t>
-        </w:r>
-      </w:hyperlink>
-      <w:r>
-        <w:rPr>
-          <w:rFonts w:ascii="Arial" w:cs="Arial" w:eastAsia="Arial" w:hAnsi="Arial"/>
-          <w:sz w:val="17"/>
-          <w:szCs w:val="17"/>
-        </w:rPr>
-        <w:t xml:space="preserve">. You are free to copy, redistribute, and adapt this material in any medium or format, provided appropriate credit is given and the material is not used for commercial purposes. KICD learning outcomes and curriculum designations reproduced here for alignment purposes remain the property of KICD and are not covered by this license. Linked external resources (e.g. CK-12, Khan Academy, PhET) are subject to their own licenses.</w:t>
       </w:r>
     </w:p>
     <w:p>
@@ -1848,6 +1677,185 @@
         </w:tc>
       </w:tr>
     </w:tbl>
+    <w:p>
+      <w:pPr>
+        <w:spacing w:after="120"/>
+      </w:pPr>
+      <w:r>
+        <w:t xml:space="preserve"/>
+      </w:r>
+    </w:p>
+    <w:p>
+      <w:pPr>
+        <w:spacing w:after="80" w:before="120"/>
+      </w:pPr>
+      <w:r>
+        <w:rPr>
+          <w:rFonts w:ascii="Arial" w:cs="Arial" w:eastAsia="Arial" w:hAnsi="Arial"/>
+          <w:b/>
+          <w:bCs/>
+          <w:color w:val="1F3864"/>
+          <w:sz w:val="20"/>
+          <w:szCs w:val="20"/>
+        </w:rPr>
+        <w:t xml:space="preserve">ATTRIBUTION AND LICENSING</w:t>
+      </w:r>
+    </w:p>
+    <w:p>
+      <w:pPr>
+        <w:spacing w:after="60" w:before="0"/>
+      </w:pPr>
+      <w:r>
+        <w:rPr>
+          <w:rFonts w:ascii="Arial" w:cs="Arial" w:eastAsia="Arial" w:hAnsi="Arial"/>
+          <w:b/>
+          <w:bCs/>
+          <w:sz w:val="17"/>
+          <w:szCs w:val="17"/>
+        </w:rPr>
+        <w:t xml:space="preserve">Curriculum Alignment: </w:t>
+      </w:r>
+      <w:r>
+        <w:rPr>
+          <w:rFonts w:ascii="Arial" w:cs="Arial" w:eastAsia="Arial" w:hAnsi="Arial"/>
+          <w:sz w:val="17"/>
+          <w:szCs w:val="17"/>
+        </w:rPr>
+        <w:t xml:space="preserve">Structured in pedagogical alignment with the competence-based curriculum format and learning outcomes established by the Kenya Institute of Curriculum Development (KICD). This material is independently developed and is not officially endorsed or published by KICD.</w:t>
+      </w:r>
+    </w:p>
+    <w:p>
+      <w:pPr>
+        <w:spacing w:after="60" w:before="0"/>
+      </w:pPr>
+      <w:r>
+        <w:rPr>
+          <w:rFonts w:ascii="Arial" w:cs="Arial" w:eastAsia="Arial" w:hAnsi="Arial"/>
+          <w:b/>
+          <w:bCs/>
+          <w:sz w:val="17"/>
+          <w:szCs w:val="17"/>
+        </w:rPr>
+        <w:t xml:space="preserve">Content &amp; Pedagogy: </w:t>
+      </w:r>
+      <w:r>
+        <w:rPr>
+          <w:rFonts w:ascii="Arial" w:cs="Arial" w:eastAsia="Arial" w:hAnsi="Arial"/>
+          <w:sz w:val="17"/>
+          <w:szCs w:val="17"/>
+        </w:rPr>
+        <w:t xml:space="preserve">Developed and adapted by the educator team at SeaVuria (registered 501(c)(3) in the United States and registered NGO in Kenya, No. 872-850A-BF11), who designed the pedagogical framework, lesson templates and exemplar lessons on which this material is based.</w:t>
+      </w:r>
+    </w:p>
+    <w:p>
+      <w:pPr>
+        <w:spacing w:after="60" w:before="0"/>
+      </w:pPr>
+      <w:r>
+        <w:rPr>
+          <w:rFonts w:ascii="Arial" w:cs="Arial" w:eastAsia="Arial" w:hAnsi="Arial"/>
+          <w:b/>
+          <w:bCs/>
+          <w:sz w:val="17"/>
+          <w:szCs w:val="17"/>
+        </w:rPr>
+        <w:t xml:space="preserve">Production &amp; Layout: </w:t>
+      </w:r>
+      <w:r>
+        <w:rPr>
+          <w:rFonts w:ascii="Arial" w:cs="Arial" w:eastAsia="Arial" w:hAnsi="Arial"/>
+          <w:sz w:val="17"/>
+          <w:szCs w:val="17"/>
+        </w:rPr>
+        <w:t xml:space="preserve">Educational design and curriculum sequencing by SeaVuria. Technical layout, structural formatting, and digital optimization/implementation executed in partnership with ARES Education (registered 501(c)(3) in the United States and Canada (as Afretech Aid) and registered NGO in Kenya), with lesson drafting and compilation assisted by AI (Claude, Anthropic).</w:t>
+      </w:r>
+    </w:p>
+    <w:p>
+      <w:pPr>
+        <w:pBdr>
+          <w:bottom w:val="single" w:color="1F3864" w:sz="6" w:space="6"/>
+        </w:pBdr>
+        <w:spacing w:after="60" w:before="0"/>
+      </w:pPr>
+      <w:r>
+        <w:rPr>
+          <w:rFonts w:ascii="Arial" w:cs="Arial" w:eastAsia="Arial" w:hAnsi="Arial"/>
+          <w:b/>
+          <w:bCs/>
+          <w:sz w:val="17"/>
+          <w:szCs w:val="17"/>
+        </w:rPr>
+        <w:t xml:space="preserve">Licensing &amp; Copyright: </w:t>
+      </w:r>
+      <w:r>
+        <w:rPr>
+          <w:rFonts w:ascii="Arial" w:cs="Arial" w:eastAsia="Arial" w:hAnsi="Arial"/>
+          <w:sz w:val="17"/>
+          <w:szCs w:val="17"/>
+        </w:rPr>
+        <w:t xml:space="preserve">© 2026 SeaVuria and ARES. This work is licensed under a </w:t>
+      </w:r>
+      <w:hyperlink w:history="1" r:id="rIdhd7jg15vg_yooi5f8z2kl">
+        <w:r>
+          <w:rPr>
+            <w:rFonts w:ascii="Arial" w:cs="Arial" w:eastAsia="Arial" w:hAnsi="Arial"/>
+            <w:color w:val="1F6B75"/>
+            <w:sz w:val="17"/>
+            <w:szCs w:val="17"/>
+            <w:u w:val="single" w:color="1F6B75"/>
+          </w:rPr>
+          <w:t xml:space="preserve">Creative Commons Attribution-NonCommercial 4.0 International License</w:t>
+        </w:r>
+      </w:hyperlink>
+      <w:r>
+        <w:rPr>
+          <w:rFonts w:ascii="Arial" w:cs="Arial" w:eastAsia="Arial" w:hAnsi="Arial"/>
+          <w:sz w:val="17"/>
+          <w:szCs w:val="17"/>
+        </w:rPr>
+        <w:t xml:space="preserve"> (</w:t>
+      </w:r>
+      <w:hyperlink w:history="1" r:id="rId1q-mrcdjb8pn5ymwgkhol">
+        <w:r>
+          <w:rPr>
+            <w:rFonts w:ascii="Arial" w:cs="Arial" w:eastAsia="Arial" w:hAnsi="Arial"/>
+            <w:color w:val="1F6B75"/>
+            <w:sz w:val="17"/>
+            <w:szCs w:val="17"/>
+            <w:u w:val="single" w:color="1F6B75"/>
+          </w:rPr>
+          <w:t xml:space="preserve">CC BY-NC 4.0</w:t>
+        </w:r>
+      </w:hyperlink>
+      <w:r>
+        <w:rPr>
+          <w:rFonts w:ascii="Arial" w:cs="Arial" w:eastAsia="Arial" w:hAnsi="Arial"/>
+          <w:sz w:val="17"/>
+          <w:szCs w:val="17"/>
+        </w:rPr>
+        <w:t xml:space="preserve">). To view a copy of this license, visit </w:t>
+      </w:r>
+      <w:hyperlink w:history="1" r:id="rIdku-dc-me3n1fxtngndlcn">
+        <w:r>
+          <w:rPr>
+            <w:rFonts w:ascii="Arial" w:cs="Arial" w:eastAsia="Arial" w:hAnsi="Arial"/>
+            <w:color w:val="1F6B75"/>
+            <w:sz w:val="17"/>
+            <w:szCs w:val="17"/>
+            <w:u w:val="single" w:color="1F6B75"/>
+          </w:rPr>
+          <w:t xml:space="preserve">https://creativecommons.org/licenses/by-nc/4.0/</w:t>
+        </w:r>
+      </w:hyperlink>
+      <w:r>
+        <w:rPr>
+          <w:rFonts w:ascii="Arial" w:cs="Arial" w:eastAsia="Arial" w:hAnsi="Arial"/>
+          <w:sz w:val="17"/>
+          <w:szCs w:val="17"/>
+        </w:rPr>
+        <w:t xml:space="preserve">. You are free to copy, redistribute, and adapt this material in any medium or format, provided appropriate credit is given and the material is not used for commercial purposes. KICD learning outcomes and curriculum designations reproduced here for alignment purposes remain the property of KICD and are not covered by this license. Linked external resources (e.g. CK-12, Khan Academy, PhET) are subject to their own licenses.</w:t>
+      </w:r>
+    </w:p>
     <w:sectPr>
       <w:pgSz w:w="15840" w:h="12240" w:orient="landscape"/>
       <w:pgMar w:top="1080" w:right="1080" w:bottom="1080" w:left="1080" w:header="708" w:footer="708" w:gutter="0"/>

--- a/data/outputs/v2/Biology/SS1.3_Cell_Biology/Biology_Cell_Biology_SummaryTable.docx
+++ b/data/outputs/v2/Biology/SS1.3_Cell_Biology/Biology_Cell_Biology_SummaryTable.docx
@@ -564,7 +564,7 @@
                 <w:sz w:val="18"/>
                 <w:szCs w:val="18"/>
               </w:rPr>
-              <w:t xml:space="preserve">Students examined prepared microscope slides (or projected micrographs) of human blood cells and sukuma wiki leaf cells side by side. They observed that blood cells appear small, round, and reddish with no visible green structures, while sukuma wiki cells appear larger, box-like, and packed with green chloroplasts. Teacher should prompt students to record specific visual differences (shape, colour, internal structures) before any instruction is given — this activates prior knowledge and surfaces misconceptions.</w:t>
+              <w:t xml:space="preserve">Students observed two microscope images side by side: a stained human blood smear showing biconcave anucleate red blood cells and nucleated white blood cells, and a sukuma wiki (kale) leaf cell showing a rectangular shape, chloroplasts, a large central vacuole, and a visible cell wall. Students completed a structured observation table comparing features across three cell types.</w:t>
             </w:r>
           </w:p>
         </w:tc>
@@ -596,7 +596,7 @@
                 <w:sz w:val="18"/>
                 <w:szCs w:val="18"/>
               </w:rPr>
-              <w:t xml:space="preserve">Students learned that cells can differ dramatically in shape, size, and internal structures while still being classified as cells. They were introduced to the cell as the basic structural and functional unit of all living organisms. Key vocabulary established: cell, organelle, cell membrane, cell wall, nucleus, chloroplast. Students also learned that both human body cells and plant cells (sukuma wiki) are eukaryotic — they contain a membrane-bound nucleus — even though they look very different.</w:t>
+              <w:t xml:space="preserve">Students learned that cells can differ dramatically in shape, size, and internal structures while still being classified as cells. They were introduced to the historical development of cell theory through Hooke (1665), Schleiden (1838), Schwann (1839), and Virchow (1855), and practised distinguishing between scientific observations and the conclusions drawn from them.</w:t>
             </w:r>
           </w:p>
         </w:tc>
@@ -628,7 +628,7 @@
                 <w:sz w:val="18"/>
                 <w:szCs w:val="18"/>
               </w:rPr>
-              <w:t xml:space="preserve">Students explained that the visible differences between blood cells and sukuma wiki cells are not random — each structural feature serves a function tied to what that cell must do. Blood cells are shaped to carry oxygen efficiently; sukuma wiki cells contain chloroplasts because they must capture sunlight for photosynthesis. This lesson anchors the Driving Question: structure always serves function, and that principle will be revisited and deepened in every subsequent lesson. Teacher note: record all student questions on the Driving Question Board (DQB) — unanswered questions here will be resolved across Lessons 2–8.</w:t>
+              <w:t xml:space="preserve">Students used Claim—Evidence—Reasoning (CER) to argue — based only on today's image evidence — which structures they believe are universal to all cells. They revised their initial 'generic cell' sketch using a different colour to show evidence-based changes, recorded a Model Changelog, and posted questions and revised predictions to the newly created Driving Question Board (DQB).</w:t>
             </w:r>
           </w:p>
         </w:tc>
@@ -681,7 +681,7 @@
                 <w:sz w:val="18"/>
                 <w:szCs w:val="18"/>
               </w:rPr>
-              <w:t xml:space="preserve">The Cell Membrane and Cell Wall — What Controls What Gets In and Out?</w:t>
+              <w:t xml:space="preserve">Seeing Cells for the First Time: Microscopy Practical 1</w:t>
             </w:r>
           </w:p>
         </w:tc>
@@ -713,7 +713,7 @@
                 <w:sz w:val="18"/>
                 <w:szCs w:val="18"/>
               </w:rPr>
-              <w:t xml:space="preserve">Students observed a demonstration or simulation of osmosis using raw sukuma wiki leaves placed in plain water versus concentrated salt water (or a simple model using dialysis tubing). They observed that the leaf in salt water wilts and loses rigidity, while the leaf in plain water remains turgid and firm. Teacher should ensure students record what they see before explaining why — direct observation precedes explanation. A diagram of the fluid mosaic model of the cell membrane may also be shown via projected image.</w:t>
+              <w:t xml:space="preserve">Onion epidermal cells are rectangular, have a thick outer wall, and show a visible vacuole when stained with iodine. Cheek cells are irregular and rounder in shape, do not have a thick outer wall, and show a faint nucleus when stained with methylene blue. The onion cell did NOT show the green colour seen in the sukuma wiki leaf cell from Lesson 1.</w:t>
             </w:r>
           </w:p>
         </w:tc>
@@ -745,7 +745,7 @@
                 <w:sz w:val="18"/>
                 <w:szCs w:val="18"/>
               </w:rPr>
-              <w:t xml:space="preserve">Students learned that every cell is bounded by a cell membrane (phospholipid bilayer) that is selectively permeable — it controls which substances enter and leave the cell. Plant cells (like sukuma wiki) have an additional rigid cell wall made of cellulose, which provides structural support and prevents over-expansion. Key vocabulary: selective permeability, phospholipid bilayer, cell wall, cellulose, turgor pressure, osmosis, diffusion. Students learned that the cell wall is why sukuma wiki cells maintain their box-like shape under the microscope.</w:t>
+              <w:t xml:space="preserve">Both plant and animal cells share a cell membrane and cytoplasm. Plant cells (onion) also have a cell wall that gives them a rigid rectangular shape, and a large vacuole. Animal cells (cheek) lack a cell wall and have a more irregular shape. Structures visible under a light microscope include the cell wall, nucleus, and vacuole — but many internal structures are too small to see at this magnification.</w:t>
             </w:r>
           </w:p>
         </w:tc>
@@ -777,7 +777,7 @@
                 <w:sz w:val="18"/>
                 <w:szCs w:val="18"/>
               </w:rPr>
-              <w:t xml:space="preserve">Students explained the wilting observation using the concept of osmosis and turgor pressure: when salt water draws water out of sukuma wiki cells, turgor pressure drops and the cell wall can no longer be pushed outward, causing wilting. They connected this to the Driving Question by noting that the presence of a cell wall in plant cells (but not animal cells) is a structural difference that directly explains the different shapes observed in Lesson 1. Teacher note: cold-call at least 3 students to articulate why animal cells do NOT have a cell wall and what consequence that has for their shape.</w:t>
+              <w:t xml:space="preserve">The rectangular shape of the onion cell is explained by the presence of a rigid cell wall — a structure the cheek cell does not have. The absence of green colour in the onion cell (even though it is a plant cell) raises a new question that will be explained in Lesson 4 when students study chloroplasts and where in a plant they are found.</w:t>
             </w:r>
           </w:p>
         </w:tc>
@@ -862,7 +862,7 @@
                 <w:sz w:val="18"/>
                 <w:szCs w:val="18"/>
               </w:rPr>
-              <w:t xml:space="preserve">Students examined a detailed labelled diagram and/or 3D model of an animal cell, identifying 10 key organelles: nucleus, nucleolus, mitochondria, endoplasmic reticulum (rough and smooth), Golgi apparatus, ribosomes, lysosomes, vacuoles, cytoplasm, and cell membrane. A 'Nairobi Industrial Park' analogy was used — each organelle was mapped to a department in a factory (e.g., nucleus = head office, mitochondria = power generator, Golgi apparatus = packaging and dispatch). Students observed and recorded each organelle's shape and location within the cell.</w:t>
+              <w:t xml:space="preserve">Learners examined annotated electron micrograph images and close-up TEM images of individual animal cell organelles (nucleus, mitochondria, ribosomes, rough and smooth ER, Golgi apparatus, lysosomes, centrioles), recording structural features they could directly see in an Organelle Evidence Table before receiving any expository function information.</w:t>
             </w:r>
           </w:p>
         </w:tc>
@@ -894,7 +894,7 @@
                 <w:sz w:val="18"/>
                 <w:szCs w:val="18"/>
               </w:rPr>
-              <w:t xml:space="preserve">Learners identified and explained the structure and function of 10 animal cell organelles, mapping each to a department in a Nairobi Industrial Park factory. Key functions: nucleus stores genetic information and controls cell activity; mitochondria produce ATP energy via cellular respiration; ribosomes synthesise proteins; rough ER transports proteins; smooth ER synthesises lipids; Golgi apparatus packages and ships proteins; lysosomes digest waste; vacuoles store substances; cytoplasm suspends organelles; cell membrane controls entry and exit. Teacher note: students often confuse the nucleus with the nucleolus — clarify that the nucleolus (inside the nucleus) produces ribosomal RNA.</w:t>
+              <w:t xml:space="preserve">Learners identified and explained the structure and function of 10 animal cell organelles, mapping each to a department in a Nairobi Industrial Park factory analogy. Learners traced the protein synthesis functional pathway (nucleus → ribosome → rough ER → Golgi → cell membrane) and connected organelle knowledge back to the anchoring phenomenon by explaining why the Kisumu blood smear red blood cell lacks a nucleus and what functional consequences follow.</w:t>
             </w:r>
           </w:p>
         </w:tc>
@@ -926,7 +926,7 @@
                 <w:sz w:val="18"/>
                 <w:szCs w:val="18"/>
               </w:rPr>
-              <w:t xml:space="preserve">Students explained that the internal complexity of an animal cell — all those specialised organelles — is what allows a single cell to carry out dozens of simultaneous tasks. They connected this to the Driving Question: a human red blood cell looks simple under the microscope because it has lost most organelles to specialise for oxygen transport, while a liver cell is packed with mitochondria and smooth ER because it performs energy-intensive detoxification. Structure always reflects function. Teacher note: update the DQB — students should now be able to answer 'What is inside a cell?' but the question 'Why do plant cells look different?' should still be flagged as unresolved until Lesson 4.</w:t>
+              <w:t xml:space="preserve">Learners explained that each organelle's structure is directly related to its function — for example, the folded inner membranes (cristae) of the mitochondria maximise surface area for ATP production, just as a generator room is sized to power the whole factory. They explained the anchoring phenomenon observation — the enucleated red blood cell — as a specialisation trade-off: losing the nucleus (Managing Director's office) sacrifices the ability to make proteins or replicate, but maximises internal space for haemoglobin and oxygen transport, a function critical to its role in the bloodstream.</w:t>
             </w:r>
           </w:p>
         </w:tc>
@@ -1011,7 +1011,7 @@
                 <w:sz w:val="18"/>
                 <w:szCs w:val="18"/>
               </w:rPr>
-              <w:t xml:space="preserve">Students compared a side-by-side labelled diagram of an animal cell and a sukuma wiki (plant) cell. They observed and recorded three structures present in the plant cell but absent in the animal cell: chloroplasts (green, oval), a large central vacuole (occupying most of the cell's volume), and the cell wall (outermost rigid boundary). Students may also observe actual sukuma wiki cells under a microscope or projected micrograph to confirm the green chloroplasts are visible even at low magnification.</w:t>
+              <w:t xml:space="preserve">Students observed two bean seedlings — one turgid and upright (well-watered, like a healthy shamba in Kericho) and one wilted and drooping (water-deprived, like a farm during a dry spell in Machakos) — and connected the visible wilting to changes in the central vacuole inside plant cells. Students also revisited their own Lesson 3 microscope observation drawings of sukuma wiki leaf cells, identifying three structures absent in the blood smear from the anchoring phenomenon.</w:t>
             </w:r>
           </w:p>
         </w:tc>
@@ -1043,7 +1043,7 @@
                 <w:sz w:val="18"/>
                 <w:szCs w:val="18"/>
               </w:rPr>
-              <w:t xml:space="preserve">Students learned that plant cells contain three organelles NOT found in animal cells: (1) Chloroplasts — green, oval organelles containing chlorophyll that capture light energy for photosynthesis; (2) Large central vacuole — stores water, maintains turgor pressure, and stores pigments or waste products; (3) Cell wall — made of cellulose, provides rigidity and structural support. Students also reinforced that plant cells DO share the nucleus, mitochondria, ribosomes, ER, Golgi apparatus, and cell membrane with animal cells. Key vocabulary: chloroplast, chlorophyll, central vacuole, turgor pressure, cellulose, cell wall.</w:t>
+              <w:t xml:space="preserve">Students learned that plant cells contain three organelles NOT found in animal cells: (1) Chloroplasts — green, oval organelles containing chlorophyll that capture sunlight to make food via photosynthesis, explaining why sukuma wiki is green and can produce its own glucose while blood cells cannot; (2) Cell Wall — a rigid outer layer made of cellulose outside the cell membrane, explaining why sukuma wiki leaf cells appear rectangular and have a defined shape, unlike the flexible, round red blood cells in the blood smear; (3) Central Vacuole — a large, water-filled sac that creates turgor pressure to keep plant cells firm and upright, explaining why a bean plant wilts when water is scarce and why the large central sac observed in Lesson 3 was pushing organelles to the edges of the sukuma wiki cell.</w:t>
             </w:r>
           </w:p>
         </w:tc>
@@ -1075,7 +1075,7 @@
                 <w:sz w:val="18"/>
                 <w:szCs w:val="18"/>
               </w:rPr>
-              <w:t xml:space="preserve">Students explained why sukuma wiki cells look so different from human blood cells when viewed under a microscope: the large central vacuole pushes the cytoplasm to the edges, the rigid cell wall gives the cell its box shape, and the green chloroplasts are clearly visible. All three differences are structural adaptations that allow the plant cell to perform photosynthesis and maintain structural integrity without a skeleton. Students directly answered part of the Driving Question: sukuma wiki cells look different because they have additional organelles that serve plant-specific functions. Teacher note: this is a pivotal lesson — ensure all students can list the 3 plant-only organelles and give a function for each before moving on.</w:t>
+              <w:t xml:space="preserve">Students can now partially explain the driving question phenomenon: the sukuma wiki leaf cell looks rectangular, green, and has a large central sac because it contains a cell wall (cellulose rigidity), chloroplasts (photosynthesis / green pigment), and a central vacuole (turgor pressure / water storage) — all of which are absent in the red blood cells and white blood cells seen in the Kisumu County Hospital blood smear. Despite these dramatic structural differences, both cell types share a cell membrane, cytoplasm, and nucleus (in most cases), confirming that they are both cells — but specialised for completely different jobs. Students have produced Version 1 of their cumulative 2D comparative cell diagrams, which they will continue to develop across Lessons 5–8.</w:t>
             </w:r>
           </w:p>
         </w:tc>
@@ -1160,7 +1160,7 @@
                 <w:sz w:val="18"/>
                 <w:szCs w:val="18"/>
               </w:rPr>
-              <w:t xml:space="preserve">Students observed diagrams or micrographs comparing a prokaryotic cell (e.g., Lactobacillus bacteria found in fermenting uji or mursik) with a eukaryotic cell (human cheek cell or sukuma wiki cell). They noted that the prokaryotic cell is significantly smaller, has no visible nucleus or membrane-bound organelles, has a cell wall (but not made of cellulose), and may have a capsule and flagella. Teacher should use the fermenting uji/mursik context to make bacteria feel relevant and local — these organisms are performing cellular work all around students daily.</w:t>
+              <w:t xml:space="preserve">Students examined labelled diagrams of E. coli (prokaryote) and a human cheek cell (eukaryote) on the ARES evidence sheet, and completed a structured 10-feature comparison table identifying features present in both, only in prokaryotes, or only in eukaryotes.</w:t>
             </w:r>
           </w:p>
         </w:tc>
@@ -1192,7 +1192,7 @@
                 <w:sz w:val="18"/>
                 <w:szCs w:val="18"/>
               </w:rPr>
-              <w:t xml:space="preserve">Prokaryotic cells (e.g., bacteria like Lactobacillus in fermenting uji) have no membrane-bound nucleus and no membrane-bound organelles; their DNA sits freely in the cytoplasm in a region called the nucleoid. They do have ribosomes (smaller than eukaryotic ribosomes), a cell membrane, a cell wall (made of peptidoglycan, not cellulose), and sometimes a capsule and flagella. Eukaryotic cells (all animal, plant, and fungal cells) have a membrane-bound nucleus and specialised membrane-bound organelles. Key vocabulary: prokaryote, eukaryote, nucleoid, peptidoglycan, flagella, capsule.</w:t>
+              <w:t xml:space="preserve">Prokaryotic cells (e.g., bacteria like Lactobacillus in fermenting uji) have no membrane-bound nucleus and no membrane-bound organelles; their DNA sits free in the cytoplasm in a region called the nucleoid. Eukaryotic cells (e.g., human cheek cells, sukuma wiki leaf cells) have a membrane-bound nucleus and specialised organelles. Despite these differences, ALL cells share four universal features: a cell membrane, cytoplasm, DNA, and ribosomes.</w:t>
             </w:r>
           </w:p>
         </w:tc>
@@ -1224,7 +1224,7 @@
                 <w:sz w:val="18"/>
                 <w:szCs w:val="18"/>
               </w:rPr>
-              <w:t xml:space="preserve">Students explained that despite being much simpler in structure, prokaryotic cells like Lactobacillus are extraordinarily effective at their jobs — fermenting sugars in uji, fixing nitrogen in Rift Valley soils, or causing infections. They connected this to the Driving Question: even the simplest cell's structure is perfectly matched to its function. The absence of a nucleus does not make bacteria less 'cell-like' — it makes them differently specialised. Teacher note: a common misconception is that prokaryotes have no DNA — correct this explicitly. They have DNA; it is simply not enclosed in a membrane-bound nucleus.</w:t>
+              <w:t xml:space="preserve">Using a Claim–Evidence–Reasoning paragraph, students explained that bacteria ARE real cells — despite lacking a nucleus — because they possess all four universal cell features. Students connected this to the anchoring phenomenon by recognising that the bacteria fermenting uji are prokaryotes whose structural simplicity (no nucleus, no membrane-bound organelles) is fundamentally different from the nuclear loss seen in specialised eukaryotic RBCs, and updated their cumulative cell models to include a prokaryote column alongside the generic eukaryotic, specialised animal, and specialised plant cell columns.</w:t>
             </w:r>
           </w:p>
         </w:tc>
@@ -1309,7 +1309,7 @@
                 <w:sz w:val="18"/>
                 <w:szCs w:val="18"/>
               </w:rPr>
-              <w:t xml:space="preserve">Students examined micrographs or diagrams of at least four specialised cells: (1) human red blood cells — biconcave, no nucleus; (2) human nerve cells (neurons) — long axons and dendrites; (3) human sperm cells — tail (flagellum), streamlined head; (4) sukuma wiki guard cells — kidney-shaped, controlling stomatal opening. Students recorded how each cell's shape deviates from the 'generic' cell model and hypothesised why before receiving explanation.</w:t>
+              <w:t xml:space="preserve">Students examined six Evidence Cards, each containing a labelled diagram, a Kenya-relevant context clue, and a partial function statement for one specialised cell (red blood cell, guard cell, root hair cell, muscle cell, nerve cell, sperm cell). They recorded structural observations in a two-column STRUCTURE | POSSIBLE FUNCTION table and participated in a CER share-out where each group presented a Claim–Evidence–Reasoning explanation for one specialised cell.</w:t>
             </w:r>
           </w:p>
         </w:tc>
@@ -1341,7 +1341,7 @@
                 <w:sz w:val="18"/>
                 <w:szCs w:val="18"/>
               </w:rPr>
-              <w:t xml:space="preserve">Students learned that specialised cells deviate from the generic cell model in specific, purposeful ways: red blood cells lack a nucleus to maximise haemoglobin space for oxygen transport; nerve cells have long extensions (axons) to transmit electrical signals over long distances; sperm cells have a flagellum for motility and many mitochondria to power swimming; guard cells change shape to open and close stomata, regulating gas exchange in sukuma wiki leaves. All specialisation is the result of differential gene expression during development — all these cells contain the same DNA but express different genes. Key vocabulary: specialisation, differentiation, red blood cell, neuron, axon, flagellum, guard cell, stoma.</w:t>
+              <w:t xml:space="preserve">Students learned that specialised cells deviate from the generic cell model in specific, purposeful ways: red blood cells lack a nucleus to maximise haemoglobin space for oxygen transport; guard cells are bean-shaped to open and close stomatal pores in sukuma wiki leaves; root hair cells are elongated to increase surface area for water absorption in bean seedlings; muscle cells are elongated with many mitochondria to power contraction; nerve cells have long axons to transmit signals rapidly across the body; and sperm cells have a flagellum and mitochondria-rich midpiece to power motility toward an egg. Students also applied structure-function reasoning to the sickle cell supporting phenomenon, explaining that the crescent shape causes cells to stack and block capillaries, reducing oxygen delivery to tissues.</w:t>
             </w:r>
           </w:p>
         </w:tc>
@@ -1373,7 +1373,7 @@
                 <w:sz w:val="18"/>
                 <w:szCs w:val="18"/>
               </w:rPr>
-              <w:t xml:space="preserve">Students explained that cell specialisation is the direct answer to the Driving Question: cells in the body (and in sukuma wiki) look different from each other because each cell type has been structurally modified to perform one specific function with maximum efficiency. No single 'generic' cell could simultaneously carry oxygen, transmit nerve signals, and photosynthesise. Specialisation requires sacrifice — red blood cells give up their nucleus; guard cells give up the typical box shape. Teacher note: link back to Lesson 3 and 4 — specialised cells amplify or remove specific organelles. This is a rich opportunity to cold-call students: 'Which organelle would you expect to find in very high numbers in a muscle cell, and why?' (Answer: mitochondria, for ATP production.)</w:t>
+              <w:t xml:space="preserve">Students constructed written CER (Claim–Evidence–Reasoning) explanations linking specific structural features of specialised cells to their functions, revised their cumulative cell models by adding a colour-coded Specialisation Layer with divergence arrows, and updated the Driving Question Board with new 'I can now explain' and 'I still wonder' statements. Through these activities, students built a complete explanatory answer to the driving question: cells look different because their structures are precisely shaped to perform their specific jobs, and any disruption to that structure — as in sickle cell anaemia — disrupts function in measurable, life-affecting ways.</w:t>
             </w:r>
           </w:p>
         </w:tc>
@@ -1458,7 +1458,7 @@
                 <w:sz w:val="18"/>
                 <w:szCs w:val="18"/>
               </w:rPr>
-              <w:t xml:space="preserve">Students reviewed all evidence gathered across Lessons 1–6: microscope observations, diagrams, osmosis demonstrations, prokaryote vs. eukaryote comparisons, and specialised cell micrographs. They also revisited the Driving Question Board to identify which questions had been answered and which (if any) remained. Students began constructing or finalising a 3D model (using locally available materials — cardboard, bottle tops, sukuma wiki leaves, clay, etc.) representing either an animal cell or a plant cell, with all organelles labelled and functions annotated.</w:t>
+              <w:t xml:space="preserve">Students observed their group's material kit (avocado seeds, bottle tops, plastic bags, maize grains, green paper, dried beans, cardboard, etc.) alongside a reference card showing labelled plant and animal cell diagrams. They observed other groups' completed 3D models during structured presentations and peer assessment. They observed the full Driving Question Board from Lessons 1–7 during the DQB Tripartite Sort.</w:t>
             </w:r>
           </w:p>
         </w:tc>
@@ -1490,7 +1490,7 @@
                 <w:sz w:val="18"/>
                 <w:szCs w:val="18"/>
               </w:rPr>
-              <w:t xml:space="preserve">Students learned how to synthesise structural and functional knowledge of all major organelles into a single coherent 3D model. They learned that plant and animal cells share a core set of organelles (nucleus, mitochondria, ribosomes, ER, Golgi, cell membrane) but differ in three key plant-specific structures (chloroplast, large central vacuole, cell wall). They reinforced that prokaryotic cells are fundamentally different in lacking membrane-bound organelles, and that specialised cells modify this blueprint for specific functions. This lesson consolidates all prior learning into a unified explanatory framework.</w:t>
+              <w:t xml:space="preserve">Students learned how to synthesise structural and functional knowledge of all major organelles into a single coherent 3D model. They learned that plant cells uniquely contain cell walls, chloroplasts, and a large central vacuole, while animal cells lack these but may contain centrioles. They learned that specialised cells (red blood cells, white blood cells, sukuma wiki leaf cells) are DEVIATIONS from a generic cell model, with specific structures added or removed to optimise a particular function. They learned to distinguish 'answered' from 'partially answered' from 'bridge' questions — understanding that unanswered questions are the starting point for future scientific inquiry.</w:t>
             </w:r>
           </w:p>
         </w:tc>
@@ -1522,7 +1522,7 @@
                 <w:sz w:val="18"/>
                 <w:szCs w:val="18"/>
               </w:rPr>
-              <w:t xml:space="preserve">Students explained the full answer to the Driving Question: the cells in a human body and in sukuma wiki look different because (1) plant cells have additional organelles — chloroplasts, a large central vacuole, and a cell wall — that animal cells lack; (2) within each organism, cells specialise by amplifying, reducing, or eliminating certain organelles to maximise efficiency for a specific job; and (3) even the simplest cells (prokaryotes like bacteria in fermented uji) follow the rule that structure serves function. The 3D model serves as a physical, cumulative record of this understanding. Teacher note: during model presentations, require each student to point to at least two organelles and explain both structure AND function — this is the performance-level assessment of the sub-strand.</w:t>
+              <w:t xml:space="preserve">Students explained why the red blood cell in the Kisumu hospital blood smear has no nucleus (loss of nucleus maximises haemoglobin space for oxygen transport — a specialisation away from the generic cell model). They explained why sukuma wiki leaf cells are rectangular, have thick green chloroplasts, and a large central vacuole (plant cell features: cell wall for rigidity and support, chloroplasts for photosynthesis, vacuole for turgor pressure and water storage). They explained what ALL cells in the phenomenon share: a cell membrane, cytoplasm, and genetic material — the irreducible minimum of a 'cell'. They explained how their 3D model, built from Kenyan everyday materials, represents a 'generic' cell that is the reference point from which all specialised cells deviate.</w:t>
             </w:r>
           </w:p>
         </w:tc>
@@ -1575,7 +1575,7 @@
                 <w:sz w:val="18"/>
                 <w:szCs w:val="18"/>
               </w:rPr>
-              <w:t xml:space="preserve">Cell Biology Assessment and Reflection — Demonstrating Mastery of the Driving Question</w:t>
+              <w:t xml:space="preserve">Driving Question Synthesis: So Why DO Cells Look So Different?</w:t>
             </w:r>
           </w:p>
         </w:tc>
@@ -1607,7 +1607,7 @@
                 <w:sz w:val="18"/>
                 <w:szCs w:val="18"/>
               </w:rPr>
-              <w:t xml:space="preserve">Students engaged in a culminating assessment activity: they were presented with a novel micrograph or diagram of an unfamiliar cell type (e.g., a Kericho tea leaf mesophyll cell, a Lake Victoria fish gill cell, or an intestinal epithelial cell) and asked to identify observable structural features, infer the cell's likely function, classify it as prokaryotic or eukaryotic, and determine whether it is a plant or animal cell. This tasks students with applying — not just recalling — all learning from Lessons 1–7 to an unseen context.</w:t>
+              <w:t xml:space="preserve">We revisited the anchoring phenomenon — the blood smear showing red blood cells without nuclei next to white blood cells with large lobed nuclei, and the sukuma wiki leaf cell with its rectangular shape, chloroplasts, and large central vacuole. We observed a three-cell comparison card identifying shared structures, type-specific structures, and specialisation modifications for each cell. We observed the completed Driving Question Board from all eight lessons and reviewed which questions had been answered and which remain as bridges to Sub-Strand 1.4.</w:t>
             </w:r>
           </w:p>
         </w:tc>
@@ -1639,7 +1639,7 @@
                 <w:sz w:val="18"/>
                 <w:szCs w:val="18"/>
               </w:rPr>
-              <w:t xml:space="preserve">Students demonstrated consolidated understanding of: (1) the defining characteristics of prokaryotic vs. eukaryotic cells; (2) the shared and distinct organelles of plant and animal cells; (3) the principle that cell structure is always matched to cell function; (4) how specialised cells modify the generic cell blueprint. Students also reflected on the full arc of the Driving Question Board, noting which questions were answered, how their thinking changed, and what new questions emerged. Key metacognitive insight: science understanding grows by revising models with new evidence — their early predictions in Lesson 1 were incomplete, and that is exactly how scientific thinking works.</w:t>
+              <w:t xml:space="preserve">All cells share core structures including a cell membrane, cytoplasm, ribosomes, and DNA, because these are essential to the basic processes of life including protein synthesis, energy use, and reproduction. Plant cells are distinguished by a cell wall made of cellulose, chloroplasts for photosynthesis, and a large central vacuole for turgor pressure — all visible in the sukuma wiki leaf. Animal cells may possess centrioles for cell division. Specialised cells are not defective generic cells — they are optimised deviations: the red blood cell loses its nucleus and gains haemoglobin capacity; the guard cell changes shape to control the stomatal opening in the sukuma wiki leaf; the root hair cell extends to maximise absorption surface area. Sickle cell disease demonstrates that even a small structural change — caused by a single gene mutation — completely disrupts a specialised cell function and has significant health consequences in Kenyan communities where the sickle cell trait is present.</w:t>
             </w:r>
           </w:p>
         </w:tc>
@@ -1671,7 +1671,7 @@
                 <w:sz w:val="18"/>
                 <w:szCs w:val="18"/>
               </w:rPr>
-              <w:t xml:space="preserve">Students explained novel cell examples by applying the structure-function principle developed across the sub-strand. For example: a tea leaf mesophyll cell from Kericho would be identified as a eukaryotic plant cell with many chloroplasts (high photosynthetic demand), a cell wall, and a central vacuole. A fish gill cell would be identified as an animal cell with many mitochondria (active ion transport) and a highly folded membrane (increased surface area). Students fully resolved the Driving Question: cells look different from each other — in their bodies and in sukuma wiki — because each cell's unique structure is precisely engineered for its specific function, whether that function is carrying oxygen, capturing sunlight, transmitting nerve signals, or fermenting uji. Teacher note: celebrate DQB completion as a class — physically crossing off answered questions reinforces that science is a process of building understanding over time.</w:t>
+              <w:t xml:space="preserve">We can now answer the driving question with evidence: the cells in our body and in the sukuma wiki look different from each other because specialisation requires each cell to prioritise certain functions over others, and the most efficient way to do that is to modify or remove structures that are not needed while amplifying or adding structures that are. The red blood cell without a nucleus is not missing something — it has made space for more haemoglobin so it can carry more oxygen. The sukuma wiki leaf cell is not more complex than a cheek cell — it has additional structures because it must harvest light energy from the sun, something an animal cell never needs to do. All of these cells — red blood cell, white blood cell, leaf cell, root hair cell — are still cells because they all share the fundamental architecture of membrane, cytoplasm, and genetic material. The difference is in what has been added, removed, or modified in service of a specific job in a specific organism living in a specific environment.</w:t>
             </w:r>
           </w:p>
         </w:tc>
@@ -1795,7 +1795,7 @@
         </w:rPr>
         <w:t xml:space="preserve">© 2026 SeaVuria and ARES. This work is licensed under a </w:t>
       </w:r>
-      <w:hyperlink w:history="1" r:id="rIdhd7jg15vg_yooi5f8z2kl">
+      <w:hyperlink w:history="1" r:id="rId409gpa6cwhuxrsyrsrda4">
         <w:r>
           <w:rPr>
             <w:rFonts w:ascii="Arial" w:cs="Arial" w:eastAsia="Arial" w:hAnsi="Arial"/>
@@ -1815,7 +1815,7 @@
         </w:rPr>
         <w:t xml:space="preserve"> (</w:t>
       </w:r>
-      <w:hyperlink w:history="1" r:id="rId1q-mrcdjb8pn5ymwgkhol">
+      <w:hyperlink w:history="1" r:id="rIdeplndnszf22mtqcjflamp">
         <w:r>
           <w:rPr>
             <w:rFonts w:ascii="Arial" w:cs="Arial" w:eastAsia="Arial" w:hAnsi="Arial"/>
@@ -1835,7 +1835,7 @@
         </w:rPr>
         <w:t xml:space="preserve">). To view a copy of this license, visit </w:t>
       </w:r>
-      <w:hyperlink w:history="1" r:id="rIdku-dc-me3n1fxtngndlcn">
+      <w:hyperlink w:history="1" r:id="rIdwperincup2mynb7tfgemd">
         <w:r>
           <w:rPr>
             <w:rFonts w:ascii="Arial" w:cs="Arial" w:eastAsia="Arial" w:hAnsi="Arial"/>

--- a/data/outputs/v2/Biology/SS1.3_Cell_Biology/Biology_Cell_Biology_SummaryTable.docx
+++ b/data/outputs/v2/Biology/SS1.3_Cell_Biology/Biology_Cell_Biology_SummaryTable.docx
@@ -1011,7 +1011,7 @@
                 <w:sz w:val="18"/>
                 <w:szCs w:val="18"/>
               </w:rPr>
-              <w:t xml:space="preserve">Students observed two bean seedlings — one turgid and upright (well-watered, like a healthy shamba in Kericho) and one wilted and drooping (water-deprived, like a farm during a dry spell in Machakos) — and connected the visible wilting to changes in the central vacuole inside plant cells. Students also revisited their own Lesson 3 microscope observation drawings of sukuma wiki leaf cells, identifying three structures absent in the blood smear from the anchoring phenomenon.</w:t>
+              <w:t xml:space="preserve">Students observed two bean seedlings — one turgid and upright (well-watered, like a healthy shamba in Kericho) and one wilted and drooping (water-deprived, like a farm during a dry spell in Machakos) — and connected the visible wilting to changes in the central vacuole inside plant cells. Students also revisited their own Lesson 1 observation drawings of sukuma wiki leaf cells, identifying three structures absent in the blood smear from the anchoring phenomenon.</w:t>
             </w:r>
           </w:p>
         </w:tc>
@@ -1043,7 +1043,7 @@
                 <w:sz w:val="18"/>
                 <w:szCs w:val="18"/>
               </w:rPr>
-              <w:t xml:space="preserve">Students learned that plant cells contain three organelles NOT found in animal cells: (1) Chloroplasts — green, oval organelles containing chlorophyll that capture sunlight to make food via photosynthesis, explaining why sukuma wiki is green and can produce its own glucose while blood cells cannot; (2) Cell Wall — a rigid outer layer made of cellulose outside the cell membrane, explaining why sukuma wiki leaf cells appear rectangular and have a defined shape, unlike the flexible, round red blood cells in the blood smear; (3) Central Vacuole — a large, water-filled sac that creates turgor pressure to keep plant cells firm and upright, explaining why a bean plant wilts when water is scarce and why the large central sac observed in Lesson 3 was pushing organelles to the edges of the sukuma wiki cell.</w:t>
+              <w:t xml:space="preserve">Students learned that plant cells contain three organelles NOT found in animal cells: (1) Chloroplasts — green, oval organelles containing chlorophyll that capture sunlight to make food via photosynthesis, explaining why sukuma wiki is green and can produce its own glucose while blood cells cannot; (2) Cell Wall — a rigid outer layer made of cellulose outside the cell membrane, explaining why sukuma wiki leaf cells appear rectangular and have a defined shape, unlike the flexible, round red blood cells in the blood smear; (3) Central Vacuole — a large, water-filled sac that creates turgor pressure to keep plant cells firm and upright, explaining why a bean plant wilts when water is scarce and why the large central sac observed in Lesson 1 was pushing organelles to the edges of the sukuma wiki cell.</w:t>
             </w:r>
           </w:p>
         </w:tc>
@@ -1795,7 +1795,7 @@
         </w:rPr>
         <w:t xml:space="preserve">© 2026 SeaVuria and ARES. This work is licensed under a </w:t>
       </w:r>
-      <w:hyperlink w:history="1" r:id="rId409gpa6cwhuxrsyrsrda4">
+      <w:hyperlink w:history="1" r:id="rId8r7cjo3zyimqyoytn8u0e">
         <w:r>
           <w:rPr>
             <w:rFonts w:ascii="Arial" w:cs="Arial" w:eastAsia="Arial" w:hAnsi="Arial"/>
@@ -1815,7 +1815,7 @@
         </w:rPr>
         <w:t xml:space="preserve"> (</w:t>
       </w:r>
-      <w:hyperlink w:history="1" r:id="rIdeplndnszf22mtqcjflamp">
+      <w:hyperlink w:history="1" r:id="rId6kklhshjs9tkrlhzitqni">
         <w:r>
           <w:rPr>
             <w:rFonts w:ascii="Arial" w:cs="Arial" w:eastAsia="Arial" w:hAnsi="Arial"/>
@@ -1835,7 +1835,7 @@
         </w:rPr>
         <w:t xml:space="preserve">). To view a copy of this license, visit </w:t>
       </w:r>
-      <w:hyperlink w:history="1" r:id="rIdwperincup2mynb7tfgemd">
+      <w:hyperlink w:history="1" r:id="rId0khrhbvo49omfj5gahgvi">
         <w:r>
           <w:rPr>
             <w:rFonts w:ascii="Arial" w:cs="Arial" w:eastAsia="Arial" w:hAnsi="Arial"/>

--- a/data/outputs/v2/Biology/SS1.3_Cell_Biology/Biology_Cell_Biology_SummaryTable.docx
+++ b/data/outputs/v2/Biology/SS1.3_Cell_Biology/Biology_Cell_Biology_SummaryTable.docx
@@ -1795,7 +1795,7 @@
         </w:rPr>
         <w:t xml:space="preserve">© 2026 SeaVuria and ARES. This work is licensed under a </w:t>
       </w:r>
-      <w:hyperlink w:history="1" r:id="rId8r7cjo3zyimqyoytn8u0e">
+      <w:hyperlink w:history="1" r:id="rId73_9j6qpks3rxhb7uodze">
         <w:r>
           <w:rPr>
             <w:rFonts w:ascii="Arial" w:cs="Arial" w:eastAsia="Arial" w:hAnsi="Arial"/>
@@ -1815,7 +1815,7 @@
         </w:rPr>
         <w:t xml:space="preserve"> (</w:t>
       </w:r>
-      <w:hyperlink w:history="1" r:id="rId6kklhshjs9tkrlhzitqni">
+      <w:hyperlink w:history="1" r:id="rIdzrqr5q3qk2fkhjc1-xump">
         <w:r>
           <w:rPr>
             <w:rFonts w:ascii="Arial" w:cs="Arial" w:eastAsia="Arial" w:hAnsi="Arial"/>
@@ -1835,7 +1835,7 @@
         </w:rPr>
         <w:t xml:space="preserve">). To view a copy of this license, visit </w:t>
       </w:r>
-      <w:hyperlink w:history="1" r:id="rId0khrhbvo49omfj5gahgvi">
+      <w:hyperlink w:history="1" r:id="rIdoiwbw0mqxj9tusmzdkkko">
         <w:r>
           <w:rPr>
             <w:rFonts w:ascii="Arial" w:cs="Arial" w:eastAsia="Arial" w:hAnsi="Arial"/>

--- a/data/outputs/v2/Biology/SS1.3_Cell_Biology/Biology_Cell_Biology_SummaryTable.docx
+++ b/data/outputs/v2/Biology/SS1.3_Cell_Biology/Biology_Cell_Biology_SummaryTable.docx
@@ -1522,7 +1522,7 @@
                 <w:sz w:val="18"/>
                 <w:szCs w:val="18"/>
               </w:rPr>
-              <w:t xml:space="preserve">Students explained why the red blood cell in the Kisumu hospital blood smear has no nucleus (loss of nucleus maximises haemoglobin space for oxygen transport — a specialisation away from the generic cell model). They explained why sukuma wiki leaf cells are rectangular, have thick green chloroplasts, and a large central vacuole (plant cell features: cell wall for rigidity and support, chloroplasts for photosynthesis, vacuole for turgor pressure and water storage). They explained what ALL cells in the phenomenon share: a cell membrane, cytoplasm, and genetic material — the irreducible minimum of a 'cell'. They explained how their 3D model, built from Kenyan everyday materials, represents a 'generic' cell that is the reference point from which all specialised cells deviate.</w:t>
+              <w:t xml:space="preserve">Students explained why the red blood cell in the Kisumu hospital blood smear has no nucleus (loss of nucleus maximises haemoglobin space for oxygen transport — a specialisation away from the generic cell model). They explained why sukuma wiki leaf cells are rectangular, have thick green chloroplasts, and a large central vacuole (plant cell features: cell wall for rigidity and support, chloroplasts for photosynthesis, vacuole for turgor pressure and water storage). They explained what ALL cells in the phenomenon share: a cell membrane, cytoplasm, genetic material and ribosomes — the irreducible minimum of a 'cell'. They explained how their 3D model, built from Kenyan everyday materials, represents a 'generic' cell that is the reference point from which all specialised cells deviate.</w:t>
             </w:r>
           </w:p>
         </w:tc>
@@ -1795,7 +1795,7 @@
         </w:rPr>
         <w:t xml:space="preserve">© 2026 SeaVuria and ARES. This work is licensed under a </w:t>
       </w:r>
-      <w:hyperlink w:history="1" r:id="rId73_9j6qpks3rxhb7uodze">
+      <w:hyperlink w:history="1" r:id="rId_nm5ow5fto0i61iqya47r">
         <w:r>
           <w:rPr>
             <w:rFonts w:ascii="Arial" w:cs="Arial" w:eastAsia="Arial" w:hAnsi="Arial"/>
@@ -1815,7 +1815,7 @@
         </w:rPr>
         <w:t xml:space="preserve"> (</w:t>
       </w:r>
-      <w:hyperlink w:history="1" r:id="rIdzrqr5q3qk2fkhjc1-xump">
+      <w:hyperlink w:history="1" r:id="rIdmqq7mqtfeyc6vml9vzgg6">
         <w:r>
           <w:rPr>
             <w:rFonts w:ascii="Arial" w:cs="Arial" w:eastAsia="Arial" w:hAnsi="Arial"/>
@@ -1835,7 +1835,7 @@
         </w:rPr>
         <w:t xml:space="preserve">). To view a copy of this license, visit </w:t>
       </w:r>
-      <w:hyperlink w:history="1" r:id="rIdoiwbw0mqxj9tusmzdkkko">
+      <w:hyperlink w:history="1" r:id="rIdco9vj99r9idun1iu14n_q">
         <w:r>
           <w:rPr>
             <w:rFonts w:ascii="Arial" w:cs="Arial" w:eastAsia="Arial" w:hAnsi="Arial"/>

--- a/data/outputs/v2/Biology/SS1.3_Cell_Biology/Biology_Cell_Biology_SummaryTable.docx
+++ b/data/outputs/v2/Biology/SS1.3_Cell_Biology/Biology_Cell_Biology_SummaryTable.docx
@@ -1795,7 +1795,7 @@
         </w:rPr>
         <w:t xml:space="preserve">© 2026 SeaVuria and ARES. This work is licensed under a </w:t>
       </w:r>
-      <w:hyperlink w:history="1" r:id="rId_nm5ow5fto0i61iqya47r">
+      <w:hyperlink w:history="1" r:id="rIdwlag-cyvec7g2cvmdkwnl">
         <w:r>
           <w:rPr>
             <w:rFonts w:ascii="Arial" w:cs="Arial" w:eastAsia="Arial" w:hAnsi="Arial"/>
@@ -1815,7 +1815,7 @@
         </w:rPr>
         <w:t xml:space="preserve"> (</w:t>
       </w:r>
-      <w:hyperlink w:history="1" r:id="rIdmqq7mqtfeyc6vml9vzgg6">
+      <w:hyperlink w:history="1" r:id="rIdqgmi3bgsealqvtwsk301t">
         <w:r>
           <w:rPr>
             <w:rFonts w:ascii="Arial" w:cs="Arial" w:eastAsia="Arial" w:hAnsi="Arial"/>
@@ -1835,7 +1835,7 @@
         </w:rPr>
         <w:t xml:space="preserve">). To view a copy of this license, visit </w:t>
       </w:r>
-      <w:hyperlink w:history="1" r:id="rIdco9vj99r9idun1iu14n_q">
+      <w:hyperlink w:history="1" r:id="rId0y-memevqum7wqlr4kahn">
         <w:r>
           <w:rPr>
             <w:rFonts w:ascii="Arial" w:cs="Arial" w:eastAsia="Arial" w:hAnsi="Arial"/>

--- a/data/outputs/v2/Biology/SS1.3_Cell_Biology/Biology_Cell_Biology_SummaryTable.docx
+++ b/data/outputs/v2/Biology/SS1.3_Cell_Biology/Biology_Cell_Biology_SummaryTable.docx
@@ -4,6 +4,7 @@
   <w:body>
     <w:p>
       <w:pPr>
+        <w:keepNext w:val="false"/>
         <w:spacing w:after="30" w:before="0"/>
         <w:jc w:val="center"/>
       </w:pPr>
@@ -23,6 +24,7 @@
     </w:p>
     <w:p>
       <w:pPr>
+        <w:keepNext w:val="false"/>
         <w:spacing w:after="60" w:before="0"/>
         <w:jc w:val="center"/>
       </w:pPr>
@@ -81,6 +83,7 @@
           </w:tcPr>
           <w:p>
             <w:pPr>
+              <w:keepNext w:val="false"/>
               <w:spacing w:after="40" w:before="0"/>
               <w:jc w:val="center"/>
             </w:pPr>
@@ -115,6 +118,7 @@
           </w:tcPr>
           <w:p>
             <w:pPr>
+              <w:keepNext w:val="false"/>
               <w:spacing w:after="40" w:before="0"/>
               <w:jc w:val="left"/>
             </w:pPr>
@@ -147,6 +151,7 @@
           </w:tcPr>
           <w:p>
             <w:pPr>
+              <w:keepNext w:val="false"/>
               <w:spacing w:after="40" w:before="0"/>
               <w:jc w:val="left"/>
             </w:pPr>
@@ -181,6 +186,7 @@
           </w:tcPr>
           <w:p>
             <w:pPr>
+              <w:keepNext w:val="false"/>
               <w:spacing w:after="40" w:before="0"/>
               <w:jc w:val="left"/>
             </w:pPr>
@@ -213,6 +219,7 @@
           </w:tcPr>
           <w:p>
             <w:pPr>
+              <w:keepNext w:val="false"/>
               <w:spacing w:after="40" w:before="0"/>
               <w:jc w:val="left"/>
             </w:pPr>
@@ -273,6 +280,7 @@
           </w:tcPr>
           <w:p>
             <w:pPr>
+              <w:keepNext w:val="false"/>
               <w:spacing w:after="40" w:before="0"/>
               <w:jc w:val="center"/>
             </w:pPr>
@@ -307,6 +315,7 @@
           </w:tcPr>
           <w:p>
             <w:pPr>
+              <w:keepNext w:val="false"/>
               <w:spacing w:after="40" w:before="0"/>
               <w:jc w:val="left"/>
             </w:pPr>
@@ -369,6 +378,7 @@
           </w:tcPr>
           <w:p>
             <w:pPr>
+              <w:keepNext w:val="false"/>
               <w:spacing w:after="40" w:before="0"/>
               <w:jc w:val="left"/>
             </w:pPr>
@@ -401,6 +411,7 @@
           </w:tcPr>
           <w:p>
             <w:pPr>
+              <w:keepNext w:val="false"/>
               <w:spacing w:after="40" w:before="0"/>
               <w:jc w:val="left"/>
             </w:pPr>
@@ -433,6 +444,7 @@
           </w:tcPr>
           <w:p>
             <w:pPr>
+              <w:keepNext w:val="false"/>
               <w:spacing w:after="40" w:before="0"/>
               <w:jc w:val="left"/>
             </w:pPr>
@@ -465,6 +477,7 @@
           </w:tcPr>
           <w:p>
             <w:pPr>
+              <w:keepNext w:val="false"/>
               <w:spacing w:after="40" w:before="0"/>
               <w:jc w:val="left"/>
             </w:pPr>
@@ -499,6 +512,7 @@
           </w:tcPr>
           <w:p>
             <w:pPr>
+              <w:keepNext w:val="false"/>
               <w:spacing w:after="40" w:before="0"/>
               <w:jc w:val="left"/>
             </w:pPr>
@@ -518,6 +532,7 @@
           </w:p>
           <w:p>
             <w:pPr>
+              <w:keepNext w:val="false"/>
               <w:spacing w:after="40" w:before="0"/>
               <w:jc w:val="left"/>
             </w:pPr>
@@ -550,6 +565,7 @@
           </w:tcPr>
           <w:p>
             <w:pPr>
+              <w:keepNext w:val="false"/>
               <w:spacing w:after="40" w:before="0"/>
               <w:jc w:val="left"/>
             </w:pPr>
@@ -582,6 +598,7 @@
           </w:tcPr>
           <w:p>
             <w:pPr>
+              <w:keepNext w:val="false"/>
               <w:spacing w:after="40" w:before="0"/>
               <w:jc w:val="left"/>
             </w:pPr>
@@ -614,6 +631,7 @@
           </w:tcPr>
           <w:p>
             <w:pPr>
+              <w:keepNext w:val="false"/>
               <w:spacing w:after="40" w:before="0"/>
               <w:jc w:val="left"/>
             </w:pPr>
@@ -648,6 +666,7 @@
           </w:tcPr>
           <w:p>
             <w:pPr>
+              <w:keepNext w:val="false"/>
               <w:spacing w:after="40" w:before="0"/>
               <w:jc w:val="left"/>
             </w:pPr>
@@ -667,6 +686,7 @@
           </w:p>
           <w:p>
             <w:pPr>
+              <w:keepNext w:val="false"/>
               <w:spacing w:after="40" w:before="0"/>
               <w:jc w:val="left"/>
             </w:pPr>
@@ -699,6 +719,7 @@
           </w:tcPr>
           <w:p>
             <w:pPr>
+              <w:keepNext w:val="false"/>
               <w:spacing w:after="40" w:before="0"/>
               <w:jc w:val="left"/>
             </w:pPr>
@@ -731,6 +752,7 @@
           </w:tcPr>
           <w:p>
             <w:pPr>
+              <w:keepNext w:val="false"/>
               <w:spacing w:after="40" w:before="0"/>
               <w:jc w:val="left"/>
             </w:pPr>
@@ -763,6 +785,7 @@
           </w:tcPr>
           <w:p>
             <w:pPr>
+              <w:keepNext w:val="false"/>
               <w:spacing w:after="40" w:before="0"/>
               <w:jc w:val="left"/>
             </w:pPr>
@@ -797,6 +820,7 @@
           </w:tcPr>
           <w:p>
             <w:pPr>
+              <w:keepNext w:val="false"/>
               <w:spacing w:after="40" w:before="0"/>
               <w:jc w:val="left"/>
             </w:pPr>
@@ -816,6 +840,7 @@
           </w:p>
           <w:p>
             <w:pPr>
+              <w:keepNext w:val="false"/>
               <w:spacing w:after="40" w:before="0"/>
               <w:jc w:val="left"/>
             </w:pPr>
@@ -848,6 +873,7 @@
           </w:tcPr>
           <w:p>
             <w:pPr>
+              <w:keepNext w:val="false"/>
               <w:spacing w:after="40" w:before="0"/>
               <w:jc w:val="left"/>
             </w:pPr>
@@ -880,6 +906,7 @@
           </w:tcPr>
           <w:p>
             <w:pPr>
+              <w:keepNext w:val="false"/>
               <w:spacing w:after="40" w:before="0"/>
               <w:jc w:val="left"/>
             </w:pPr>
@@ -912,6 +939,7 @@
           </w:tcPr>
           <w:p>
             <w:pPr>
+              <w:keepNext w:val="false"/>
               <w:spacing w:after="40" w:before="0"/>
               <w:jc w:val="left"/>
             </w:pPr>
@@ -946,6 +974,7 @@
           </w:tcPr>
           <w:p>
             <w:pPr>
+              <w:keepNext w:val="false"/>
               <w:spacing w:after="40" w:before="0"/>
               <w:jc w:val="left"/>
             </w:pPr>
@@ -965,6 +994,7 @@
           </w:p>
           <w:p>
             <w:pPr>
+              <w:keepNext w:val="false"/>
               <w:spacing w:after="40" w:before="0"/>
               <w:jc w:val="left"/>
             </w:pPr>
@@ -997,6 +1027,7 @@
           </w:tcPr>
           <w:p>
             <w:pPr>
+              <w:keepNext w:val="false"/>
               <w:spacing w:after="40" w:before="0"/>
               <w:jc w:val="left"/>
             </w:pPr>
@@ -1029,6 +1060,7 @@
           </w:tcPr>
           <w:p>
             <w:pPr>
+              <w:keepNext w:val="false"/>
               <w:spacing w:after="40" w:before="0"/>
               <w:jc w:val="left"/>
             </w:pPr>
@@ -1061,6 +1093,7 @@
           </w:tcPr>
           <w:p>
             <w:pPr>
+              <w:keepNext w:val="false"/>
               <w:spacing w:after="40" w:before="0"/>
               <w:jc w:val="left"/>
             </w:pPr>
@@ -1095,6 +1128,7 @@
           </w:tcPr>
           <w:p>
             <w:pPr>
+              <w:keepNext w:val="false"/>
               <w:spacing w:after="40" w:before="0"/>
               <w:jc w:val="left"/>
             </w:pPr>
@@ -1114,6 +1148,7 @@
           </w:p>
           <w:p>
             <w:pPr>
+              <w:keepNext w:val="false"/>
               <w:spacing w:after="40" w:before="0"/>
               <w:jc w:val="left"/>
             </w:pPr>
@@ -1146,6 +1181,7 @@
           </w:tcPr>
           <w:p>
             <w:pPr>
+              <w:keepNext w:val="false"/>
               <w:spacing w:after="40" w:before="0"/>
               <w:jc w:val="left"/>
             </w:pPr>
@@ -1178,6 +1214,7 @@
           </w:tcPr>
           <w:p>
             <w:pPr>
+              <w:keepNext w:val="false"/>
               <w:spacing w:after="40" w:before="0"/>
               <w:jc w:val="left"/>
             </w:pPr>
@@ -1210,6 +1247,7 @@
           </w:tcPr>
           <w:p>
             <w:pPr>
+              <w:keepNext w:val="false"/>
               <w:spacing w:after="40" w:before="0"/>
               <w:jc w:val="left"/>
             </w:pPr>
@@ -1244,6 +1282,7 @@
           </w:tcPr>
           <w:p>
             <w:pPr>
+              <w:keepNext w:val="false"/>
               <w:spacing w:after="40" w:before="0"/>
               <w:jc w:val="left"/>
             </w:pPr>
@@ -1263,6 +1302,7 @@
           </w:p>
           <w:p>
             <w:pPr>
+              <w:keepNext w:val="false"/>
               <w:spacing w:after="40" w:before="0"/>
               <w:jc w:val="left"/>
             </w:pPr>
@@ -1295,6 +1335,7 @@
           </w:tcPr>
           <w:p>
             <w:pPr>
+              <w:keepNext w:val="false"/>
               <w:spacing w:after="40" w:before="0"/>
               <w:jc w:val="left"/>
             </w:pPr>
@@ -1327,6 +1368,7 @@
           </w:tcPr>
           <w:p>
             <w:pPr>
+              <w:keepNext w:val="false"/>
               <w:spacing w:after="40" w:before="0"/>
               <w:jc w:val="left"/>
             </w:pPr>
@@ -1359,6 +1401,7 @@
           </w:tcPr>
           <w:p>
             <w:pPr>
+              <w:keepNext w:val="false"/>
               <w:spacing w:after="40" w:before="0"/>
               <w:jc w:val="left"/>
             </w:pPr>
@@ -1393,6 +1436,7 @@
           </w:tcPr>
           <w:p>
             <w:pPr>
+              <w:keepNext w:val="false"/>
               <w:spacing w:after="40" w:before="0"/>
               <w:jc w:val="left"/>
             </w:pPr>
@@ -1412,6 +1456,7 @@
           </w:p>
           <w:p>
             <w:pPr>
+              <w:keepNext w:val="false"/>
               <w:spacing w:after="40" w:before="0"/>
               <w:jc w:val="left"/>
             </w:pPr>
@@ -1444,6 +1489,7 @@
           </w:tcPr>
           <w:p>
             <w:pPr>
+              <w:keepNext w:val="false"/>
               <w:spacing w:after="40" w:before="0"/>
               <w:jc w:val="left"/>
             </w:pPr>
@@ -1476,6 +1522,7 @@
           </w:tcPr>
           <w:p>
             <w:pPr>
+              <w:keepNext w:val="false"/>
               <w:spacing w:after="40" w:before="0"/>
               <w:jc w:val="left"/>
             </w:pPr>
@@ -1508,6 +1555,7 @@
           </w:tcPr>
           <w:p>
             <w:pPr>
+              <w:keepNext w:val="false"/>
               <w:spacing w:after="40" w:before="0"/>
               <w:jc w:val="left"/>
             </w:pPr>
@@ -1542,6 +1590,7 @@
           </w:tcPr>
           <w:p>
             <w:pPr>
+              <w:keepNext w:val="false"/>
               <w:spacing w:after="40" w:before="0"/>
               <w:jc w:val="left"/>
             </w:pPr>
@@ -1561,6 +1610,7 @@
           </w:p>
           <w:p>
             <w:pPr>
+              <w:keepNext w:val="false"/>
               <w:spacing w:after="40" w:before="0"/>
               <w:jc w:val="left"/>
             </w:pPr>
@@ -1593,6 +1643,7 @@
           </w:tcPr>
           <w:p>
             <w:pPr>
+              <w:keepNext w:val="false"/>
               <w:spacing w:after="40" w:before="0"/>
               <w:jc w:val="left"/>
             </w:pPr>
@@ -1625,6 +1676,7 @@
           </w:tcPr>
           <w:p>
             <w:pPr>
+              <w:keepNext w:val="false"/>
               <w:spacing w:after="40" w:before="0"/>
               <w:jc w:val="left"/>
             </w:pPr>
@@ -1657,6 +1709,7 @@
           </w:tcPr>
           <w:p>
             <w:pPr>
+              <w:keepNext w:val="false"/>
               <w:spacing w:after="40" w:before="0"/>
               <w:jc w:val="left"/>
             </w:pPr>
@@ -1795,7 +1848,7 @@
         </w:rPr>
         <w:t xml:space="preserve">© 2026 SeaVuria and ARES. This work is licensed under a </w:t>
       </w:r>
-      <w:hyperlink w:history="1" r:id="rIdwlag-cyvec7g2cvmdkwnl">
+      <w:hyperlink w:history="1" r:id="rIde5z59m6ljoxfb3o454qd8">
         <w:r>
           <w:rPr>
             <w:rFonts w:ascii="Arial" w:cs="Arial" w:eastAsia="Arial" w:hAnsi="Arial"/>
@@ -1815,7 +1868,7 @@
         </w:rPr>
         <w:t xml:space="preserve"> (</w:t>
       </w:r>
-      <w:hyperlink w:history="1" r:id="rIdqgmi3bgsealqvtwsk301t">
+      <w:hyperlink w:history="1" r:id="rId1pv2pcsrtqljuzumn3c39">
         <w:r>
           <w:rPr>
             <w:rFonts w:ascii="Arial" w:cs="Arial" w:eastAsia="Arial" w:hAnsi="Arial"/>
@@ -1835,7 +1888,7 @@
         </w:rPr>
         <w:t xml:space="preserve">). To view a copy of this license, visit </w:t>
       </w:r>
-      <w:hyperlink w:history="1" r:id="rId0y-memevqum7wqlr4kahn">
+      <w:hyperlink w:history="1" r:id="rIdopmous1chimm3rfvx-svr">
         <w:r>
           <w:rPr>
             <w:rFonts w:ascii="Arial" w:cs="Arial" w:eastAsia="Arial" w:hAnsi="Arial"/>

--- a/data/outputs/v2/Biology/SS1.3_Cell_Biology/Biology_Cell_Biology_SummaryTable.docx
+++ b/data/outputs/v2/Biology/SS1.3_Cell_Biology/Biology_Cell_Biology_SummaryTable.docx
@@ -1848,7 +1848,7 @@
         </w:rPr>
         <w:t xml:space="preserve">© 2026 SeaVuria and ARES. This work is licensed under a </w:t>
       </w:r>
-      <w:hyperlink w:history="1" r:id="rIde5z59m6ljoxfb3o454qd8">
+      <w:hyperlink w:history="1" r:id="rIdklcvvnu3xi-tqrmsrr56i">
         <w:r>
           <w:rPr>
             <w:rFonts w:ascii="Arial" w:cs="Arial" w:eastAsia="Arial" w:hAnsi="Arial"/>
@@ -1868,7 +1868,7 @@
         </w:rPr>
         <w:t xml:space="preserve"> (</w:t>
       </w:r>
-      <w:hyperlink w:history="1" r:id="rId1pv2pcsrtqljuzumn3c39">
+      <w:hyperlink w:history="1" r:id="rIduxsqdqkpytw_lhlefkanm">
         <w:r>
           <w:rPr>
             <w:rFonts w:ascii="Arial" w:cs="Arial" w:eastAsia="Arial" w:hAnsi="Arial"/>
@@ -1888,7 +1888,7 @@
         </w:rPr>
         <w:t xml:space="preserve">). To view a copy of this license, visit </w:t>
       </w:r>
-      <w:hyperlink w:history="1" r:id="rIdopmous1chimm3rfvx-svr">
+      <w:hyperlink w:history="1" r:id="rId_wh5cxvaxuk1fsb0emy2i">
         <w:r>
           <w:rPr>
             <w:rFonts w:ascii="Arial" w:cs="Arial" w:eastAsia="Arial" w:hAnsi="Arial"/>
